--- a/МатМодиИИ/ФОС/ОС_Б1.О.04.08_Численные_методы.docx
+++ b/МатМодиИИ/ФОС/ОС_Б1.О.04.08_Численные_методы.docx
@@ -625,7 +625,7 @@
                 <w:sz w:val="28"/>
                 <w:szCs w:val="28"/>
               </w:rPr>
-              <w:t xml:space="preserve">Направленность (профиль):</w:t>
+              <w:t xml:space="preserve">Направленность (профиль)/специализация программы:</w:t>
             </w:r>
           </w:p>
         </w:tc>
@@ -1563,7 +1563,7 @@
           <w:szCs w:val="24"/>
           <w:lang w:val="ru-RU" w:eastAsia="zh-CN"/>
         </w:rPr>
-        <w:t xml:space="preserve">ПАСПОРТ ОЦЕНОЧНЫХ МАТЕРИАЛОВ ПО ДИСЦИПЛИНЕ ДЛЯ ПРОМЕЖУТОЧНОЙ АТТЕСТАЦИИ</w:t>
+        <w:t xml:space="preserve">ПАСПОРТ ОЦЕНОЧНЫХ МАТЕРИАЛОВ ПО ДИСЦИПЛИНЕ (МОДУЛЮ) ДЛЯ ПРОМЕЖУТОЧНОЙ АТТЕСТАЦИИ</w:t>
       </w:r>
     </w:p>
     <w:tbl>
@@ -11058,6 +11058,1207 @@
     </w:p>
     <w:p>
       <w:pPr>
+        <w:keepNext/>
+        <w:keepLines/>
+        <w:widowControl/>
+        <w:suppressAutoHyphens w:val="0"/>
+        <w:autoSpaceDE w:val="0"/>
+        <w:autoSpaceDN w:val="0"/>
+        <w:jc w:val="both"/>
+        <w:rPr>
+          <w:rFonts w:ascii="Times New Roman" w:eastAsia="Times New Roman" w:hAnsi="Times New Roman" w:cs="Times New Roman"/>
+          <w:color w:val="auto"/>
+          <w:sz w:val="28"/>
+          <w:szCs w:val="28"/>
+          <w:lang w:eastAsia="en-US" w:bidi="ar-SA"/>
+        </w:rPr>
+      </w:pPr>
+      <w:r>
+        <w:rPr>
+          <w:rFonts w:ascii="Times New Roman" w:eastAsia="Times New Roman" w:hAnsi="Times New Roman" w:cs="Times New Roman"/>
+          <w:color w:val="auto"/>
+          <w:sz w:val="28"/>
+          <w:szCs w:val="28"/>
+          <w:lang w:eastAsia="en-US" w:bidi="ar-SA"/>
+        </w:rPr>
+        <w:t>Перечень лабораторных работ (при наличии)</w:t>
+      </w:r>
+    </w:p>
+    <w:p>
+      <w:pPr>
+        <w:keepNext/>
+        <w:widowControl/>
+        <w:suppressAutoHyphens w:val="0"/>
+        <w:autoSpaceDE w:val="0"/>
+        <w:autoSpaceDN w:val="0"/>
+        <w:jc w:val="both"/>
+        <w:rPr>
+          <w:rFonts w:ascii="Times New Roman" w:eastAsia="Times New Roman" w:hAnsi="Times New Roman" w:cs="Times New Roman"/>
+          <w:color w:val="auto"/>
+          <w:sz w:val="28"/>
+          <w:szCs w:val="28"/>
+          <w:lang w:eastAsia="en-US" w:bidi="ar-SA"/>
+        </w:rPr>
+      </w:pPr>
+    </w:p>
+    <w:tbl>
+      <w:tblPr>
+        <w:tblW w:w="0" w:type="auto"/>
+        <w:tblBorders>
+          <w:top w:val="single" w:sz="4" w:space="0" w:color="auto"/>
+          <w:left w:val="single" w:sz="4" w:space="0" w:color="auto"/>
+          <w:bottom w:val="single" w:sz="4" w:space="0" w:color="auto"/>
+          <w:right w:val="single" w:sz="4" w:space="0" w:color="auto"/>
+          <w:insideH w:val="single" w:sz="4" w:space="0" w:color="auto"/>
+          <w:insideV w:val="single" w:sz="4" w:space="0" w:color="auto"/>
+        </w:tblBorders>
+        <w:tblLook w:val="04A0" w:firstRow="1" w:lastRow="0" w:firstColumn="1" w:lastColumn="0" w:noHBand="0" w:noVBand="1"/>
+      </w:tblPr>
+      <w:tblGrid>
+        <w:gridCol w:w="1218"/>
+        <w:gridCol w:w="1091"/>
+        <w:gridCol w:w="2654"/>
+        <w:gridCol w:w="4607"/>
+      </w:tblGrid>
+      <w:tr>
+        <w:trPr>
+          <w:tblHeader/>
+        </w:trPr>
+        <w:tc>
+          <w:tcPr>
+            <w:tcW w:w="0" w:type="auto"/>
+            <w:shd w:val="clear" w:color="auto" w:fill="auto"/>
+          </w:tcPr>
+          <w:p>
+            <w:pPr>
+              <w:keepNext/>
+              <w:jc w:val="center"/>
+              <w:rPr>
+                <w:szCs w:val="22"/>
+              </w:rPr>
+            </w:pPr>
+            <w:r>
+              <w:rPr>
+                <w:rFonts w:ascii="Times New Roman" w:hAnsi="Times New Roman"/>
+                <w:b/>
+                <w:sz w:val="24"/>
+                <w:szCs w:val="22"/>
+              </w:rPr>
+              <w:t>№ семестра</w:t>
+            </w:r>
+          </w:p>
+        </w:tc>
+        <w:tc>
+          <w:tcPr>
+            <w:tcW w:w="0" w:type="auto"/>
+            <w:shd w:val="clear" w:color="auto" w:fill="auto"/>
+          </w:tcPr>
+          <w:p>
+            <w:pPr>
+              <w:keepNext/>
+              <w:jc w:val="center"/>
+              <w:rPr>
+                <w:szCs w:val="22"/>
+              </w:rPr>
+            </w:pPr>
+            <w:r>
+              <w:rPr>
+                <w:rFonts w:ascii="Times New Roman" w:hAnsi="Times New Roman"/>
+                <w:b/>
+                <w:sz w:val="24"/>
+                <w:szCs w:val="22"/>
+              </w:rPr>
+              <w:t>№ раздела</w:t>
+            </w:r>
+          </w:p>
+        </w:tc>
+        <w:tc>
+          <w:tcPr>
+            <w:tcW w:w="0" w:type="auto"/>
+            <w:shd w:val="clear" w:color="auto" w:fill="auto"/>
+          </w:tcPr>
+          <w:p>
+            <w:pPr>
+              <w:keepNext/>
+              <w:jc w:val="center"/>
+              <w:rPr>
+                <w:szCs w:val="22"/>
+              </w:rPr>
+            </w:pPr>
+            <w:r>
+              <w:rPr>
+                <w:rFonts w:ascii="Times New Roman" w:hAnsi="Times New Roman"/>
+                <w:b/>
+                <w:sz w:val="24"/>
+                <w:szCs w:val="22"/>
+              </w:rPr>
+              <w:t>Наименование раздела учебной дисциплины</w:t>
+            </w:r>
+          </w:p>
+        </w:tc>
+        <w:tc>
+          <w:tcPr>
+            <w:tcW w:w="0" w:type="auto"/>
+            <w:shd w:val="clear" w:color="auto" w:fill="auto"/>
+          </w:tcPr>
+          <w:p>
+            <w:pPr>
+              <w:keepNext/>
+              <w:jc w:val="center"/>
+              <w:rPr>
+                <w:szCs w:val="22"/>
+              </w:rPr>
+            </w:pPr>
+            <w:r>
+              <w:rPr>
+                <w:rFonts w:ascii="Times New Roman" w:hAnsi="Times New Roman"/>
+                <w:b/>
+                <w:sz w:val="24"/>
+                <w:szCs w:val="22"/>
+              </w:rPr>
+              <w:t>Название лабораторной работы</w:t>
+            </w:r>
+          </w:p>
+        </w:tc>
+      </w:tr>
+      <w:tr>
+        <w:trPr>
+          <w:cantSplit/>
+        </w:trPr>
+        <w:tc>
+          <w:tcPr>
+            <w:tcW w:w="0" w:type="auto"/>
+            <w:vMerge w:val="restart"/>
+            <w:shd w:val="clear" w:color="auto" w:fill="auto"/>
+          </w:tcPr>
+          <w:p>
+            <w:pPr>
+              <w:keepNext/>
+              <w:jc w:val="center"/>
+              <w:rPr>
+                <w:szCs w:val="22"/>
+              </w:rPr>
+            </w:pPr>
+            <w:r>
+              <w:rPr>
+                <w:rFonts w:ascii="Times New Roman" w:hAnsi="Times New Roman"/>
+                <w:sz w:val="24"/>
+                <w:szCs w:val="22"/>
+              </w:rPr>
+              <w:t>5</w:t>
+            </w:r>
+          </w:p>
+        </w:tc>
+        <w:tc>
+          <w:tcPr>
+            <w:tcW w:w="0" w:type="auto"/>
+            <w:shd w:val="clear" w:color="auto" w:fill="auto"/>
+          </w:tcPr>
+          <w:p>
+            <w:pPr>
+              <w:keepNext/>
+              <w:jc w:val="center"/>
+              <w:rPr>
+                <w:szCs w:val="22"/>
+              </w:rPr>
+            </w:pPr>
+            <w:r>
+              <w:rPr>
+                <w:rFonts w:ascii="Times New Roman" w:hAnsi="Times New Roman"/>
+                <w:sz w:val="24"/>
+                <w:szCs w:val="22"/>
+              </w:rPr>
+              <w:t>1</w:t>
+            </w:r>
+          </w:p>
+        </w:tc>
+        <w:tc>
+          <w:tcPr>
+            <w:tcW w:w="0" w:type="auto"/>
+            <w:shd w:val="clear" w:color="auto" w:fill="auto"/>
+          </w:tcPr>
+          <w:p>
+            <w:pPr>
+              <w:keepNext/>
+              <w:jc w:val="center"/>
+              <w:rPr>
+                <w:szCs w:val="22"/>
+              </w:rPr>
+            </w:pPr>
+            <w:r>
+              <w:rPr>
+                <w:rFonts w:ascii="Times New Roman" w:hAnsi="Times New Roman"/>
+                <w:sz w:val="24"/>
+                <w:szCs w:val="22"/>
+              </w:rPr>
+              <w:t>Погрешность и устойчивость</w:t>
+            </w:r>
+          </w:p>
+        </w:tc>
+        <w:tc>
+          <w:tcPr>
+            <w:tcW w:w="0" w:type="auto"/>
+            <w:shd w:val="clear" w:color="auto" w:fill="auto"/>
+          </w:tcPr>
+          <w:p>
+            <w:pPr>
+              <w:keepNext/>
+              <w:rPr>
+                <w:szCs w:val="22"/>
+              </w:rPr>
+            </w:pPr>
+            <w:r>
+              <w:rPr>
+                <w:rFonts w:ascii="Times New Roman" w:hAnsi="Times New Roman"/>
+                <w:sz w:val="24"/>
+                <w:szCs w:val="22"/>
+              </w:rPr>
+              <w:t>Лабораторная работа №1. Исследование потери значащих цифр и обусловленности расчетной задачи при возмущении входа</w:t>
+            </w:r>
+          </w:p>
+        </w:tc>
+      </w:tr>
+      <w:tr>
+        <w:trPr>
+          <w:cantSplit/>
+        </w:trPr>
+        <w:tc>
+          <w:tcPr>
+            <w:tcW w:w="0" w:type="auto"/>
+            <w:vMerge/>
+            <w:shd w:val="clear" w:color="auto" w:fill="auto"/>
+          </w:tcPr>
+          <w:p/>
+        </w:tc>
+        <w:tc>
+          <w:tcPr>
+            <w:tcW w:w="0" w:type="auto"/>
+            <w:vMerge w:val="restart"/>
+            <w:shd w:val="clear" w:color="auto" w:fill="auto"/>
+          </w:tcPr>
+          <w:p>
+            <w:pPr>
+              <w:keepNext/>
+              <w:jc w:val="center"/>
+              <w:rPr>
+                <w:szCs w:val="22"/>
+              </w:rPr>
+            </w:pPr>
+            <w:r>
+              <w:rPr>
+                <w:rFonts w:ascii="Times New Roman" w:hAnsi="Times New Roman"/>
+                <w:sz w:val="24"/>
+                <w:szCs w:val="22"/>
+              </w:rPr>
+              <w:t>2</w:t>
+            </w:r>
+          </w:p>
+        </w:tc>
+        <w:tc>
+          <w:tcPr>
+            <w:tcW w:w="0" w:type="auto"/>
+            <w:vMerge w:val="restart"/>
+            <w:shd w:val="clear" w:color="auto" w:fill="auto"/>
+          </w:tcPr>
+          <w:p>
+            <w:pPr>
+              <w:keepNext/>
+              <w:jc w:val="center"/>
+              <w:rPr>
+                <w:szCs w:val="22"/>
+              </w:rPr>
+            </w:pPr>
+            <w:r>
+              <w:rPr>
+                <w:rFonts w:ascii="Times New Roman" w:hAnsi="Times New Roman"/>
+                <w:sz w:val="24"/>
+                <w:szCs w:val="22"/>
+              </w:rPr>
+              <w:t>Линейная алгебра</w:t>
+            </w:r>
+          </w:p>
+        </w:tc>
+        <w:tc>
+          <w:tcPr>
+            <w:tcW w:w="0" w:type="auto"/>
+            <w:shd w:val="clear" w:color="auto" w:fill="auto"/>
+          </w:tcPr>
+          <w:p>
+            <w:pPr>
+              <w:keepNext/>
+              <w:rPr>
+                <w:szCs w:val="22"/>
+              </w:rPr>
+            </w:pPr>
+            <w:r>
+              <w:rPr>
+                <w:rFonts w:ascii="Times New Roman" w:hAnsi="Times New Roman"/>
+                <w:sz w:val="24"/>
+                <w:szCs w:val="22"/>
+              </w:rPr>
+              <w:t>Лабораторная работа №2. Сравнение LU-разложения с выбором главного элемента и без него на плохо обусловленной системе</w:t>
+            </w:r>
+          </w:p>
+        </w:tc>
+      </w:tr>
+      <w:tr>
+        <w:trPr>
+          <w:cantSplit/>
+        </w:trPr>
+        <w:tc>
+          <w:tcPr>
+            <w:tcW w:w="0" w:type="auto"/>
+            <w:vMerge/>
+            <w:shd w:val="clear" w:color="auto" w:fill="auto"/>
+          </w:tcPr>
+          <w:p/>
+        </w:tc>
+        <w:tc>
+          <w:tcPr>
+            <w:tcW w:w="0" w:type="auto"/>
+            <w:vMerge/>
+            <w:shd w:val="clear" w:color="auto" w:fill="auto"/>
+          </w:tcPr>
+          <w:p/>
+        </w:tc>
+        <w:tc>
+          <w:tcPr>
+            <w:tcW w:w="0" w:type="auto"/>
+            <w:vMerge/>
+            <w:shd w:val="clear" w:color="auto" w:fill="auto"/>
+          </w:tcPr>
+          <w:p/>
+        </w:tc>
+        <w:tc>
+          <w:tcPr>
+            <w:tcW w:w="0" w:type="auto"/>
+            <w:shd w:val="clear" w:color="auto" w:fill="auto"/>
+          </w:tcPr>
+          <w:p>
+            <w:pPr>
+              <w:keepNext/>
+              <w:rPr>
+                <w:szCs w:val="22"/>
+              </w:rPr>
+            </w:pPr>
+            <w:r>
+              <w:rPr>
+                <w:rFonts w:ascii="Times New Roman" w:hAnsi="Times New Roman"/>
+                <w:sz w:val="24"/>
+                <w:szCs w:val="22"/>
+              </w:rPr>
+              <w:t>Лабораторная работа №3. Исследование сходимости Якоби и Зейделя по спектральному радиусу и невязке</w:t>
+            </w:r>
+          </w:p>
+        </w:tc>
+      </w:tr>
+      <w:tr>
+        <w:trPr>
+          <w:cantSplit/>
+        </w:trPr>
+        <w:tc>
+          <w:tcPr>
+            <w:tcW w:w="0" w:type="auto"/>
+            <w:vMerge/>
+            <w:shd w:val="clear" w:color="auto" w:fill="auto"/>
+          </w:tcPr>
+          <w:p/>
+        </w:tc>
+        <w:tc>
+          <w:tcPr>
+            <w:tcW w:w="0" w:type="auto"/>
+            <w:vMerge w:val="restart"/>
+            <w:shd w:val="clear" w:color="auto" w:fill="auto"/>
+          </w:tcPr>
+          <w:p>
+            <w:pPr>
+              <w:keepNext/>
+              <w:jc w:val="center"/>
+              <w:rPr>
+                <w:szCs w:val="22"/>
+              </w:rPr>
+            </w:pPr>
+            <w:r>
+              <w:rPr>
+                <w:rFonts w:ascii="Times New Roman" w:hAnsi="Times New Roman"/>
+                <w:sz w:val="24"/>
+                <w:szCs w:val="22"/>
+              </w:rPr>
+              <w:t>3</w:t>
+            </w:r>
+          </w:p>
+        </w:tc>
+        <w:tc>
+          <w:tcPr>
+            <w:tcW w:w="0" w:type="auto"/>
+            <w:vMerge w:val="restart"/>
+            <w:shd w:val="clear" w:color="auto" w:fill="auto"/>
+          </w:tcPr>
+          <w:p>
+            <w:pPr>
+              <w:keepNext/>
+              <w:jc w:val="center"/>
+              <w:rPr>
+                <w:szCs w:val="22"/>
+              </w:rPr>
+            </w:pPr>
+            <w:r>
+              <w:rPr>
+                <w:rFonts w:ascii="Times New Roman" w:hAnsi="Times New Roman"/>
+                <w:sz w:val="24"/>
+                <w:szCs w:val="22"/>
+              </w:rPr>
+              <w:t>Нелинейные уравнения</w:t>
+            </w:r>
+          </w:p>
+        </w:tc>
+        <w:tc>
+          <w:tcPr>
+            <w:tcW w:w="0" w:type="auto"/>
+            <w:shd w:val="clear" w:color="auto" w:fill="auto"/>
+          </w:tcPr>
+          <w:p>
+            <w:pPr>
+              <w:keepNext/>
+              <w:rPr>
+                <w:szCs w:val="22"/>
+              </w:rPr>
+            </w:pPr>
+            <w:r>
+              <w:rPr>
+                <w:rFonts w:ascii="Times New Roman" w:hAnsi="Times New Roman"/>
+                <w:sz w:val="24"/>
+                <w:szCs w:val="22"/>
+              </w:rPr>
+              <w:t>Лабораторная работа №4. Сравнение бисекции и простой итерации по условиям сходимости и критериям остановки</w:t>
+            </w:r>
+          </w:p>
+        </w:tc>
+      </w:tr>
+      <w:tr>
+        <w:trPr>
+          <w:cantSplit/>
+        </w:trPr>
+        <w:tc>
+          <w:tcPr>
+            <w:tcW w:w="0" w:type="auto"/>
+            <w:vMerge/>
+            <w:shd w:val="clear" w:color="auto" w:fill="auto"/>
+          </w:tcPr>
+          <w:p/>
+        </w:tc>
+        <w:tc>
+          <w:tcPr>
+            <w:tcW w:w="0" w:type="auto"/>
+            <w:vMerge/>
+            <w:shd w:val="clear" w:color="auto" w:fill="auto"/>
+          </w:tcPr>
+          <w:p/>
+        </w:tc>
+        <w:tc>
+          <w:tcPr>
+            <w:tcW w:w="0" w:type="auto"/>
+            <w:vMerge/>
+            <w:shd w:val="clear" w:color="auto" w:fill="auto"/>
+          </w:tcPr>
+          <w:p/>
+        </w:tc>
+        <w:tc>
+          <w:tcPr>
+            <w:tcW w:w="0" w:type="auto"/>
+            <w:shd w:val="clear" w:color="auto" w:fill="auto"/>
+          </w:tcPr>
+          <w:p>
+            <w:pPr>
+              <w:keepNext/>
+              <w:rPr>
+                <w:szCs w:val="22"/>
+              </w:rPr>
+            </w:pPr>
+            <w:r>
+              <w:rPr>
+                <w:rFonts w:ascii="Times New Roman" w:hAnsi="Times New Roman"/>
+                <w:sz w:val="24"/>
+                <w:szCs w:val="22"/>
+              </w:rPr>
+              <w:t>Лабораторная работа №5. Исследование скорости сходимости Ньютона для простого и кратного корня</w:t>
+            </w:r>
+          </w:p>
+        </w:tc>
+      </w:tr>
+      <w:tr>
+        <w:trPr>
+          <w:cantSplit/>
+        </w:trPr>
+        <w:tc>
+          <w:tcPr>
+            <w:tcW w:w="0" w:type="auto"/>
+            <w:vMerge/>
+            <w:shd w:val="clear" w:color="auto" w:fill="auto"/>
+          </w:tcPr>
+          <w:p/>
+        </w:tc>
+        <w:tc>
+          <w:tcPr>
+            <w:tcW w:w="0" w:type="auto"/>
+            <w:vMerge w:val="restart"/>
+            <w:shd w:val="clear" w:color="auto" w:fill="auto"/>
+          </w:tcPr>
+          <w:p>
+            <w:pPr>
+              <w:keepNext/>
+              <w:jc w:val="center"/>
+              <w:rPr>
+                <w:szCs w:val="22"/>
+              </w:rPr>
+            </w:pPr>
+            <w:r>
+              <w:rPr>
+                <w:rFonts w:ascii="Times New Roman" w:hAnsi="Times New Roman"/>
+                <w:sz w:val="24"/>
+                <w:szCs w:val="22"/>
+              </w:rPr>
+              <w:t>4</w:t>
+            </w:r>
+          </w:p>
+        </w:tc>
+        <w:tc>
+          <w:tcPr>
+            <w:tcW w:w="0" w:type="auto"/>
+            <w:vMerge w:val="restart"/>
+            <w:shd w:val="clear" w:color="auto" w:fill="auto"/>
+          </w:tcPr>
+          <w:p>
+            <w:pPr>
+              <w:keepNext/>
+              <w:jc w:val="center"/>
+              <w:rPr>
+                <w:szCs w:val="22"/>
+              </w:rPr>
+            </w:pPr>
+            <w:r>
+              <w:rPr>
+                <w:rFonts w:ascii="Times New Roman" w:hAnsi="Times New Roman"/>
+                <w:sz w:val="24"/>
+                <w:szCs w:val="22"/>
+              </w:rPr>
+              <w:t>Интерполяция и аппроксимация</w:t>
+            </w:r>
+          </w:p>
+        </w:tc>
+        <w:tc>
+          <w:tcPr>
+            <w:tcW w:w="0" w:type="auto"/>
+            <w:shd w:val="clear" w:color="auto" w:fill="auto"/>
+          </w:tcPr>
+          <w:p>
+            <w:pPr>
+              <w:keepNext/>
+              <w:rPr>
+                <w:szCs w:val="22"/>
+              </w:rPr>
+            </w:pPr>
+            <w:r>
+              <w:rPr>
+                <w:rFonts w:ascii="Times New Roman" w:hAnsi="Times New Roman"/>
+                <w:sz w:val="24"/>
+                <w:szCs w:val="22"/>
+              </w:rPr>
+              <w:t>Лабораторная работа №6. Сравнение полиномиальной интерполяции на равномерных и чебышевских узлах</w:t>
+            </w:r>
+          </w:p>
+        </w:tc>
+      </w:tr>
+      <w:tr>
+        <w:trPr>
+          <w:cantSplit/>
+        </w:trPr>
+        <w:tc>
+          <w:tcPr>
+            <w:tcW w:w="0" w:type="auto"/>
+            <w:vMerge/>
+            <w:shd w:val="clear" w:color="auto" w:fill="auto"/>
+          </w:tcPr>
+          <w:p/>
+        </w:tc>
+        <w:tc>
+          <w:tcPr>
+            <w:tcW w:w="0" w:type="auto"/>
+            <w:vMerge/>
+            <w:shd w:val="clear" w:color="auto" w:fill="auto"/>
+          </w:tcPr>
+          <w:p/>
+        </w:tc>
+        <w:tc>
+          <w:tcPr>
+            <w:tcW w:w="0" w:type="auto"/>
+            <w:vMerge/>
+            <w:shd w:val="clear" w:color="auto" w:fill="auto"/>
+          </w:tcPr>
+          <w:p/>
+        </w:tc>
+        <w:tc>
+          <w:tcPr>
+            <w:tcW w:w="0" w:type="auto"/>
+            <w:shd w:val="clear" w:color="auto" w:fill="auto"/>
+          </w:tcPr>
+          <w:p>
+            <w:pPr>
+              <w:keepNext/>
+              <w:rPr>
+                <w:szCs w:val="22"/>
+              </w:rPr>
+            </w:pPr>
+            <w:r>
+              <w:rPr>
+                <w:rFonts w:ascii="Times New Roman" w:hAnsi="Times New Roman"/>
+                <w:sz w:val="24"/>
+                <w:szCs w:val="22"/>
+              </w:rPr>
+              <w:t>Лабораторная работа №7. Построение кубического сплайна с проверкой граничных условий и гладкости</w:t>
+            </w:r>
+          </w:p>
+        </w:tc>
+      </w:tr>
+      <w:tr>
+        <w:trPr>
+          <w:cantSplit/>
+        </w:trPr>
+        <w:tc>
+          <w:tcPr>
+            <w:tcW w:w="0" w:type="auto"/>
+            <w:vMerge/>
+            <w:shd w:val="clear" w:color="auto" w:fill="auto"/>
+          </w:tcPr>
+          <w:p/>
+        </w:tc>
+        <w:tc>
+          <w:tcPr>
+            <w:tcW w:w="0" w:type="auto"/>
+            <w:vMerge/>
+            <w:shd w:val="clear" w:color="auto" w:fill="auto"/>
+          </w:tcPr>
+          <w:p/>
+        </w:tc>
+        <w:tc>
+          <w:tcPr>
+            <w:tcW w:w="0" w:type="auto"/>
+            <w:vMerge/>
+            <w:shd w:val="clear" w:color="auto" w:fill="auto"/>
+          </w:tcPr>
+          <w:p/>
+        </w:tc>
+        <w:tc>
+          <w:tcPr>
+            <w:tcW w:w="0" w:type="auto"/>
+            <w:shd w:val="clear" w:color="auto" w:fill="auto"/>
+          </w:tcPr>
+          <w:p>
+            <w:pPr>
+              <w:keepNext/>
+              <w:rPr>
+                <w:szCs w:val="22"/>
+              </w:rPr>
+            </w:pPr>
+            <w:r>
+              <w:rPr>
+                <w:rFonts w:ascii="Times New Roman" w:hAnsi="Times New Roman"/>
+                <w:sz w:val="24"/>
+                <w:szCs w:val="22"/>
+              </w:rPr>
+              <w:t>Лабораторная работа №8. Аппроксимация табличной расчетной зависимости полиномами разных степеней с оценкой ошибки между узлами</w:t>
+            </w:r>
+          </w:p>
+        </w:tc>
+      </w:tr>
+      <w:tr>
+        <w:trPr>
+          <w:cantSplit/>
+        </w:trPr>
+        <w:tc>
+          <w:tcPr>
+            <w:tcW w:w="0" w:type="auto"/>
+            <w:vMerge w:val="restart"/>
+            <w:shd w:val="clear" w:color="auto" w:fill="auto"/>
+          </w:tcPr>
+          <w:p>
+            <w:pPr>
+              <w:keepNext/>
+              <w:jc w:val="center"/>
+              <w:rPr>
+                <w:szCs w:val="22"/>
+              </w:rPr>
+            </w:pPr>
+            <w:r>
+              <w:rPr>
+                <w:rFonts w:ascii="Times New Roman" w:hAnsi="Times New Roman"/>
+                <w:sz w:val="24"/>
+                <w:szCs w:val="22"/>
+              </w:rPr>
+              <w:t>6</w:t>
+            </w:r>
+          </w:p>
+        </w:tc>
+        <w:tc>
+          <w:tcPr>
+            <w:tcW w:w="0" w:type="auto"/>
+            <w:vMerge w:val="restart"/>
+            <w:shd w:val="clear" w:color="auto" w:fill="auto"/>
+          </w:tcPr>
+          <w:p>
+            <w:pPr>
+              <w:keepNext/>
+              <w:jc w:val="center"/>
+              <w:rPr>
+                <w:szCs w:val="22"/>
+              </w:rPr>
+            </w:pPr>
+            <w:r>
+              <w:rPr>
+                <w:rFonts w:ascii="Times New Roman" w:hAnsi="Times New Roman"/>
+                <w:sz w:val="24"/>
+                <w:szCs w:val="22"/>
+              </w:rPr>
+              <w:t>1</w:t>
+            </w:r>
+          </w:p>
+        </w:tc>
+        <w:tc>
+          <w:tcPr>
+            <w:tcW w:w="0" w:type="auto"/>
+            <w:vMerge w:val="restart"/>
+            <w:shd w:val="clear" w:color="auto" w:fill="auto"/>
+          </w:tcPr>
+          <w:p>
+            <w:pPr>
+              <w:keepNext/>
+              <w:jc w:val="center"/>
+              <w:rPr>
+                <w:szCs w:val="22"/>
+              </w:rPr>
+            </w:pPr>
+            <w:r>
+              <w:rPr>
+                <w:rFonts w:ascii="Times New Roman" w:hAnsi="Times New Roman"/>
+                <w:sz w:val="24"/>
+                <w:szCs w:val="22"/>
+              </w:rPr>
+              <w:t>Численное интегрирование и дифференцирование</w:t>
+            </w:r>
+          </w:p>
+        </w:tc>
+        <w:tc>
+          <w:tcPr>
+            <w:tcW w:w="0" w:type="auto"/>
+            <w:shd w:val="clear" w:color="auto" w:fill="auto"/>
+          </w:tcPr>
+          <w:p>
+            <w:pPr>
+              <w:keepNext/>
+              <w:rPr>
+                <w:szCs w:val="22"/>
+              </w:rPr>
+            </w:pPr>
+            <w:r>
+              <w:rPr>
+                <w:rFonts w:ascii="Times New Roman" w:hAnsi="Times New Roman"/>
+                <w:sz w:val="24"/>
+                <w:szCs w:val="22"/>
+              </w:rPr>
+              <w:t>Лабораторная работа №9. Сравнение порядков точности квадратурных формул на гладких и негладких функциях</w:t>
+            </w:r>
+          </w:p>
+        </w:tc>
+      </w:tr>
+      <w:tr>
+        <w:trPr>
+          <w:cantSplit/>
+        </w:trPr>
+        <w:tc>
+          <w:tcPr>
+            <w:tcW w:w="0" w:type="auto"/>
+            <w:vMerge/>
+            <w:shd w:val="clear" w:color="auto" w:fill="auto"/>
+          </w:tcPr>
+          <w:p/>
+        </w:tc>
+        <w:tc>
+          <w:tcPr>
+            <w:tcW w:w="0" w:type="auto"/>
+            <w:vMerge/>
+            <w:shd w:val="clear" w:color="auto" w:fill="auto"/>
+          </w:tcPr>
+          <w:p/>
+        </w:tc>
+        <w:tc>
+          <w:tcPr>
+            <w:tcW w:w="0" w:type="auto"/>
+            <w:vMerge/>
+            <w:shd w:val="clear" w:color="auto" w:fill="auto"/>
+          </w:tcPr>
+          <w:p/>
+        </w:tc>
+        <w:tc>
+          <w:tcPr>
+            <w:tcW w:w="0" w:type="auto"/>
+            <w:shd w:val="clear" w:color="auto" w:fill="auto"/>
+          </w:tcPr>
+          <w:p>
+            <w:pPr>
+              <w:keepNext/>
+              <w:rPr>
+                <w:szCs w:val="22"/>
+              </w:rPr>
+            </w:pPr>
+            <w:r>
+              <w:rPr>
+                <w:rFonts w:ascii="Times New Roman" w:hAnsi="Times New Roman"/>
+                <w:sz w:val="24"/>
+                <w:szCs w:val="22"/>
+              </w:rPr>
+              <w:t>Лабораторная работа №10. Разработка адаптивного интегрирования с оценкой Рунге и контролем числа вызовов функции</w:t>
+            </w:r>
+          </w:p>
+        </w:tc>
+      </w:tr>
+      <w:tr>
+        <w:trPr>
+          <w:cantSplit/>
+        </w:trPr>
+        <w:tc>
+          <w:tcPr>
+            <w:tcW w:w="0" w:type="auto"/>
+            <w:vMerge/>
+            <w:shd w:val="clear" w:color="auto" w:fill="auto"/>
+          </w:tcPr>
+          <w:p/>
+        </w:tc>
+        <w:tc>
+          <w:tcPr>
+            <w:tcW w:w="0" w:type="auto"/>
+            <w:vMerge/>
+            <w:shd w:val="clear" w:color="auto" w:fill="auto"/>
+          </w:tcPr>
+          <w:p/>
+        </w:tc>
+        <w:tc>
+          <w:tcPr>
+            <w:tcW w:w="0" w:type="auto"/>
+            <w:vMerge/>
+            <w:shd w:val="clear" w:color="auto" w:fill="auto"/>
+          </w:tcPr>
+          <w:p/>
+        </w:tc>
+        <w:tc>
+          <w:tcPr>
+            <w:tcW w:w="0" w:type="auto"/>
+            <w:shd w:val="clear" w:color="auto" w:fill="auto"/>
+          </w:tcPr>
+          <w:p>
+            <w:pPr>
+              <w:keepNext/>
+              <w:rPr>
+                <w:szCs w:val="22"/>
+              </w:rPr>
+            </w:pPr>
+            <w:r>
+              <w:rPr>
+                <w:rFonts w:ascii="Times New Roman" w:hAnsi="Times New Roman"/>
+                <w:sz w:val="24"/>
+                <w:szCs w:val="22"/>
+              </w:rPr>
+              <w:t>Лабораторная работа №11. Исследование ошибки численной производной функции потерь по параметрам при изменении шага и масштаба вычислений</w:t>
+            </w:r>
+          </w:p>
+        </w:tc>
+      </w:tr>
+      <w:tr>
+        <w:trPr>
+          <w:cantSplit/>
+        </w:trPr>
+        <w:tc>
+          <w:tcPr>
+            <w:tcW w:w="0" w:type="auto"/>
+            <w:vMerge/>
+            <w:shd w:val="clear" w:color="auto" w:fill="auto"/>
+          </w:tcPr>
+          <w:p/>
+        </w:tc>
+        <w:tc>
+          <w:tcPr>
+            <w:tcW w:w="0" w:type="auto"/>
+            <w:vMerge w:val="restart"/>
+            <w:shd w:val="clear" w:color="auto" w:fill="auto"/>
+          </w:tcPr>
+          <w:p>
+            <w:pPr>
+              <w:keepNext/>
+              <w:jc w:val="center"/>
+              <w:rPr>
+                <w:szCs w:val="22"/>
+              </w:rPr>
+            </w:pPr>
+            <w:r>
+              <w:rPr>
+                <w:rFonts w:ascii="Times New Roman" w:hAnsi="Times New Roman"/>
+                <w:sz w:val="24"/>
+                <w:szCs w:val="22"/>
+              </w:rPr>
+              <w:t>2</w:t>
+            </w:r>
+          </w:p>
+        </w:tc>
+        <w:tc>
+          <w:tcPr>
+            <w:tcW w:w="0" w:type="auto"/>
+            <w:vMerge w:val="restart"/>
+            <w:shd w:val="clear" w:color="auto" w:fill="auto"/>
+          </w:tcPr>
+          <w:p>
+            <w:pPr>
+              <w:keepNext/>
+              <w:jc w:val="center"/>
+              <w:rPr>
+                <w:szCs w:val="22"/>
+              </w:rPr>
+            </w:pPr>
+            <w:r>
+              <w:rPr>
+                <w:rFonts w:ascii="Times New Roman" w:hAnsi="Times New Roman"/>
+                <w:sz w:val="24"/>
+                <w:szCs w:val="22"/>
+              </w:rPr>
+              <w:t>Численное решение ОДУ</w:t>
+            </w:r>
+          </w:p>
+        </w:tc>
+        <w:tc>
+          <w:tcPr>
+            <w:tcW w:w="0" w:type="auto"/>
+            <w:shd w:val="clear" w:color="auto" w:fill="auto"/>
+          </w:tcPr>
+          <w:p>
+            <w:pPr>
+              <w:keepNext/>
+              <w:rPr>
+                <w:szCs w:val="22"/>
+              </w:rPr>
+            </w:pPr>
+            <w:r>
+              <w:rPr>
+                <w:rFonts w:ascii="Times New Roman" w:hAnsi="Times New Roman"/>
+                <w:sz w:val="24"/>
+                <w:szCs w:val="22"/>
+              </w:rPr>
+              <w:t>Лабораторная работа №12. Сравнение Эйлера и Рунге - Кутты по глобальной ошибке и устойчивости на тестовой задаче Коши</w:t>
+            </w:r>
+          </w:p>
+        </w:tc>
+      </w:tr>
+      <w:tr>
+        <w:trPr>
+          <w:cantSplit/>
+        </w:trPr>
+        <w:tc>
+          <w:tcPr>
+            <w:tcW w:w="0" w:type="auto"/>
+            <w:vMerge/>
+            <w:shd w:val="clear" w:color="auto" w:fill="auto"/>
+          </w:tcPr>
+          <w:p/>
+        </w:tc>
+        <w:tc>
+          <w:tcPr>
+            <w:tcW w:w="0" w:type="auto"/>
+            <w:vMerge/>
+            <w:shd w:val="clear" w:color="auto" w:fill="auto"/>
+          </w:tcPr>
+          <w:p/>
+        </w:tc>
+        <w:tc>
+          <w:tcPr>
+            <w:tcW w:w="0" w:type="auto"/>
+            <w:vMerge/>
+            <w:shd w:val="clear" w:color="auto" w:fill="auto"/>
+          </w:tcPr>
+          <w:p/>
+        </w:tc>
+        <w:tc>
+          <w:tcPr>
+            <w:tcW w:w="0" w:type="auto"/>
+            <w:shd w:val="clear" w:color="auto" w:fill="auto"/>
+          </w:tcPr>
+          <w:p>
+            <w:pPr>
+              <w:keepNext/>
+              <w:rPr>
+                <w:szCs w:val="22"/>
+              </w:rPr>
+            </w:pPr>
+            <w:r>
+              <w:rPr>
+                <w:rFonts w:ascii="Times New Roman" w:hAnsi="Times New Roman"/>
+                <w:sz w:val="24"/>
+                <w:szCs w:val="22"/>
+              </w:rPr>
+              <w:t>Лабораторная работа №13. Исследование явного и неявного интегрирования жесткой системы при изменении шага</w:t>
+            </w:r>
+          </w:p>
+        </w:tc>
+      </w:tr>
+      <w:tr>
+        <w:trPr>
+          <w:cantSplit/>
+        </w:trPr>
+        <w:tc>
+          <w:tcPr>
+            <w:tcW w:w="0" w:type="auto"/>
+            <w:vMerge/>
+            <w:shd w:val="clear" w:color="auto" w:fill="auto"/>
+          </w:tcPr>
+          <w:p/>
+        </w:tc>
+        <w:tc>
+          <w:tcPr>
+            <w:tcW w:w="0" w:type="auto"/>
+            <w:vMerge w:val="restart"/>
+            <w:shd w:val="clear" w:color="auto" w:fill="auto"/>
+          </w:tcPr>
+          <w:p>
+            <w:pPr>
+              <w:keepNext/>
+              <w:jc w:val="center"/>
+              <w:rPr>
+                <w:szCs w:val="22"/>
+              </w:rPr>
+            </w:pPr>
+            <w:r>
+              <w:rPr>
+                <w:rFonts w:ascii="Times New Roman" w:hAnsi="Times New Roman"/>
+                <w:sz w:val="24"/>
+                <w:szCs w:val="22"/>
+              </w:rPr>
+              <w:t>3</w:t>
+            </w:r>
+          </w:p>
+        </w:tc>
+        <w:tc>
+          <w:tcPr>
+            <w:tcW w:w="0" w:type="auto"/>
+            <w:vMerge w:val="restart"/>
+            <w:shd w:val="clear" w:color="auto" w:fill="auto"/>
+          </w:tcPr>
+          <w:p>
+            <w:pPr>
+              <w:keepNext/>
+              <w:jc w:val="center"/>
+              <w:rPr>
+                <w:szCs w:val="22"/>
+              </w:rPr>
+            </w:pPr>
+            <w:r>
+              <w:rPr>
+                <w:rFonts w:ascii="Times New Roman" w:hAnsi="Times New Roman"/>
+                <w:sz w:val="24"/>
+                <w:szCs w:val="22"/>
+              </w:rPr>
+              <w:t>Краевые задачи и проверка алгоритмов</w:t>
+            </w:r>
+          </w:p>
+        </w:tc>
+        <w:tc>
+          <w:tcPr>
+            <w:tcW w:w="0" w:type="auto"/>
+            <w:shd w:val="clear" w:color="auto" w:fill="auto"/>
+          </w:tcPr>
+          <w:p>
+            <w:pPr>
+              <w:keepNext/>
+              <w:rPr>
+                <w:szCs w:val="22"/>
+              </w:rPr>
+            </w:pPr>
+            <w:r>
+              <w:rPr>
+                <w:rFonts w:ascii="Times New Roman" w:hAnsi="Times New Roman"/>
+                <w:sz w:val="24"/>
+                <w:szCs w:val="22"/>
+              </w:rPr>
+              <w:t>Лабораторная работа №14. Решение линейной краевой задачи разностной схемой и методом прогонки</w:t>
+            </w:r>
+          </w:p>
+        </w:tc>
+      </w:tr>
+      <w:tr>
+        <w:trPr>
+          <w:cantSplit/>
+        </w:trPr>
+        <w:tc>
+          <w:tcPr>
+            <w:tcW w:w="0" w:type="auto"/>
+            <w:vMerge/>
+            <w:shd w:val="clear" w:color="auto" w:fill="auto"/>
+          </w:tcPr>
+          <w:p/>
+        </w:tc>
+        <w:tc>
+          <w:tcPr>
+            <w:tcW w:w="0" w:type="auto"/>
+            <w:vMerge/>
+            <w:shd w:val="clear" w:color="auto" w:fill="auto"/>
+          </w:tcPr>
+          <w:p/>
+        </w:tc>
+        <w:tc>
+          <w:tcPr>
+            <w:tcW w:w="0" w:type="auto"/>
+            <w:vMerge/>
+            <w:shd w:val="clear" w:color="auto" w:fill="auto"/>
+          </w:tcPr>
+          <w:p/>
+        </w:tc>
+        <w:tc>
+          <w:tcPr>
+            <w:tcW w:w="0" w:type="auto"/>
+            <w:shd w:val="clear" w:color="auto" w:fill="auto"/>
+          </w:tcPr>
+          <w:p>
+            <w:pPr>
+              <w:keepNext/>
+              <w:rPr>
+                <w:szCs w:val="22"/>
+              </w:rPr>
+            </w:pPr>
+            <w:r>
+              <w:rPr>
+                <w:rFonts w:ascii="Times New Roman" w:hAnsi="Times New Roman"/>
+                <w:sz w:val="24"/>
+                <w:szCs w:val="22"/>
+              </w:rPr>
+              <w:t>Лабораторная работа №15. Проверка сеточной сходимости и устойчивости разностного решения краевой задачи на точном решении и возмущенных данных</w:t>
+            </w:r>
+          </w:p>
+        </w:tc>
+      </w:tr>
+    </w:tbl>
+    <w:p>
+      <w:pPr>
+        <w:pStyle w:val="RPD_FOS_Standard"/>
+        <w:keepNext/>
+        <w:tabs>
+          <w:tab w:val="left" w:pos="1140"/>
+        </w:tabs>
+        <w:ind w:firstLine="0"/>
+        <w:rPr>
+          <w:b/>
+          <w:color w:val="auto"/>
+          <w:sz w:val="28"/>
+          <w:szCs w:val="28"/>
+        </w:rPr>
+      </w:pPr>
+    </w:p>
+    <w:p>
+      <w:pPr>
         <w:widowControl/>
         <w:tabs>
           <w:tab w:val="left" w:pos="2295"/>
@@ -12944,7 +14145,7 @@
                 <w:szCs w:val="24"/>
                 <w:lang w:val="ru-RU"/>
               </w:rPr>
-              <w:t>работа выполнена в полном объеме с соблюдением необходимой последовательности и требований к проведению опытов;</w:t>
+              <w:t>работа выполнена в полном объеме с соблюдением необходимой последовательности и требований к выполнению задания;</w:t>
             </w:r>
           </w:p>
           <w:p>
@@ -12973,7 +14174,7 @@
                 <w:szCs w:val="24"/>
                 <w:lang w:val="ru-RU"/>
               </w:rPr>
-              <w:t xml:space="preserve">опыты проведены в условиях и режимах, обеспечивающих получение результатов и выводов с наибольшей точностью; </w:t>
+              <w:t xml:space="preserve">методы и средства решения задачи применены корректно и обеспечивают получение проверяемых результатов и обоснованных выводов с необходимой точностью;</w:t>
             </w:r>
           </w:p>
           <w:p>
@@ -13002,7 +14203,7 @@
                 <w:szCs w:val="24"/>
                 <w:lang w:val="ru-RU"/>
               </w:rPr>
-              <w:t xml:space="preserve">научно грамотно, логично описаны наблюдения и сформированы выводы из опыта. В представленном отчете правильно и аккуратно выполнены все записи, таблицы, рисунки, графики, чертежи, вычисления и сделаны выводы; </w:t>
+              <w:t xml:space="preserve">научно грамотно, логично описаны методы решения и результаты, правильно использованы понятия и терминология, сформулированы обоснованные выводы. В представленном отчете правильно и аккуратно выполнены все записи, таблицы, рисунки, графики, чертежи, вычисления и сделаны выводы;</w:t>
             </w:r>
           </w:p>
           <w:p>
@@ -13032,7 +14233,7 @@
                 <w:szCs w:val="24"/>
                 <w:lang w:val="ru-RU"/>
               </w:rPr>
-              <w:t>эксперимент осуществляется по плану с учетом техники безопасности и правил работы с материалами и оборудованием.</w:t>
+              <w:t>работа выполнена по плану; при защите обучающийся обосновывает выбор методов и средств решения задачи и объясняет результаты, представленные в отчете.</w:t>
             </w:r>
           </w:p>
         </w:tc>
@@ -13103,7 +14304,7 @@
                 <w:szCs w:val="24"/>
                 <w:lang w:val="ru-RU"/>
               </w:rPr>
-              <w:t xml:space="preserve">работа выполнена не полностью и объем выполненной работы не позволяет сделать правильных выводов; </w:t>
+              <w:t xml:space="preserve">работа выполнена не полностью и объем выполненной работы не позволяет сделать правильных выводов;</w:t>
             </w:r>
           </w:p>
           <w:p>
@@ -13133,7 +14334,7 @@
                 <w:szCs w:val="24"/>
                 <w:lang w:val="ru-RU"/>
               </w:rPr>
-              <w:t>опыты, измерения, вычисления, наблюдения произведены неправильно;</w:t>
+              <w:t>методы решения задания применены неправильно; вычисления и/или анализ результатов содержат ошибки;</w:t>
             </w:r>
           </w:p>
           <w:p>
@@ -13164,7 +14365,7 @@
                 <w:szCs w:val="24"/>
                 <w:lang w:val="ru-RU"/>
               </w:rPr>
-              <w:t>допущены грубые ошибки в ходе эксперимента.</w:t>
+              <w:t>допущены грубые ошибки в ходе выполнения работы.</w:t>
             </w:r>
           </w:p>
         </w:tc>
@@ -15430,6 +16631,24 @@
       <w:color w:val="666666"/>
     </w:rPr>
   </w:style>
+  <w:style w:type="paragraph" w:customStyle="1" w:styleId="RPD_FOS_Standard">
+    <w:name w:val="РПД: Standard"/>
+    <w:pPr>
+      <w:widowControl w:val="0"/>
+      <w:tabs>
+        <w:tab w:val="left" w:pos="708"/>
+      </w:tabs>
+      <w:ind w:firstLine="400"/>
+      <w:jc w:val="both"/>
+    </w:pPr>
+    <w:rPr>
+      <w:color w:val="000000"/>
+      <w:kern w:val="1"/>
+      <w:sz w:val="24"/>
+      <w:szCs w:val="24"/>
+      <w:lang w:eastAsia="zh-CN"/>
+    </w:rPr>
+  </w:style>
 </w:styles>
 </file>
 
